--- a/중국어_대화문/6부_docx/6부_05화_메이뤄란의_전언.docx
+++ b/중국어_대화문/6부_docx/6부_05화_메이뤄란의_전언.docx
@@ -18,7 +18,7 @@
         <w:t>등장인물:</w:t>
       </w:r>
       <w:r>
-        <w:t xml:space="preserve"> 쑤민 苏敏(46세, 변호사 자격이 취소된 '공민 대리인', 잉훠 창구 운영자) / 메이뤄란 梅若兰(84세, 은퇴한 변호사협회 비서장) / 샤오신 小辛(29세, 잉훠 오래된 자원활동가) / 샤오위안 肖远(50세, 잉훠 동료, 자격을 잃은 전직 변호사) / 다이이판 戴一帆(25세, 잉훠 자원활동가) / 덩펑즈 邓凤芝(60대 후반, 국면3창 퇴직 여공, 잉훠 자원활동가) / 루 할머니 卢奶奶(90대 후반, 쑤민의 집주인, 화이인가 6층) / 쑹 경관 宋警官(50대 중반, 창촨시 공안국 국내안전보위 지대 요원)</w:t>
+        <w:t xml:space="preserve"> 쑤민 苏敏(47세, 변호사 자격이 취소된 '공민 대리인', 잉훠 창구 운영자) / 메이뤄란 梅若兰(84세, 은퇴한 변호사협회 비서장) / 샤오신 小辛(30세, 잉훠 오래된 자원활동가) / 샤오위안 肖远(51세, 잉훠 동료, 자격을 잃은 전직 변호사) / 다이이판 戴一帆(25세, 잉훠 자원활동가) / 덩펑즈 邓凤芝(60대 후반, 국면3창 퇴직 여공, 잉훠 자원활동가) / 루 할머니 卢奶奶(90대 후반, 쑤민의 집주인, 화이인가 6층) / 쑹 경관 宋警官(50대 중반, 창촨시 공안국 국내안전보위 지대 요원)</w:t>
       </w:r>
     </w:p>
     <w:p>
@@ -29,7 +29,7 @@
         <w:t>배경:</w:t>
       </w:r>
       <w:r>
-        <w:t xml:space="preserve"> [쑤민 시점] 2032년 8월 12일(목)부터 9월 2일(목)까지. 6부 4화가 끝난 7월 28일(수) 이후다. 7월 말 망조도(望潮岛) 원로 좌담에서 간화이구가 공개 대장을 한 글자도 고치지 않고 읽었다는 소식은 이미 창구에도 닿아 있다. 이번 가을 중앙위원회 전체회의(9월 하순 소집 통지)에서 총서기를 뽑는 첫 실질 경쟁 표결이 열리고, 후보는 선즈위안과 웨이창펑 두 사람이다. 지난해 11월 이후 선즈위안은 메이뤄란에게 한 글자도 맡기지 않았다. 사적 연락이라는 말이 그에게도 쑤민에게도 칼이 되기 때문이다. 그런 그가 8월 11일(수) 밤 처음으로 한 문장을 맡긴다. '이번 선출이 끝나면 지정거소부터 손보겠다.' 8월 14일(토), 메이뤄란은 여섯 층 계단을 올라 그 말을 전한다. 쑤민은 약속을 받지 않는다. 선출 앞에서 받은 말은 그의 선거운동이 되고 자신은 증인이 되며, 이긴 뒤에야 지켜질 말은 값이 없기 때문이다. 그녀는 대신 지정거소를 거쳐 세상을 떠난 이들에게 먼저 조문을 보내라고 한다. 규칙이 바뀐다면 그것은 약속의 결과가 아니라 인정의 결과여야 한다는 것이다. 쑤민은 영웅이 아니다. 거절 속에는 두려움과 자존심과 빚지기 싫은 마음이 섞여 있고, 동료 샤오위안은 그것을 짚는다. 이 화에서 두 사람은 만나지 않는다. 새 설정: 메이뤄란은 올봄 84세가 되었다는 것, 그녀가 한서우이에게 배운 '三杯'(한 잔은 사람에게, 한 잔은 말에게, 한 잔은 대답에게)의 규칙, 잉훠가 2015년 이후 모아 온 '居所名册'(지정거소를 거친 31명, 그중 넷은 세상을 떠남), 선즈위안이 전언을 공개 대장 부록에 기록으로 남겼다는 것이다. 이 화의 기관·문서·수치는 모두 가상이다.</w:t>
+        <w:t xml:space="preserve"> [쑤민 시점] 2032년 8월 12일(목)부터 9월 2일(목)까지. 6부 4화가 끝난 7월 28일(수) 이후다. 7월 말 망조도(望潮岛) 원로 좌담에서 간화이구가 공개 대장을 한 글자도 고치지 않고 읽었다는 소식은 이미 창구에도 닿아 있다. 이번 가을 중앙위원회 전체회의(11월 하순 개최, 9월 하순 소집 통지)에서 건강 문제로 사직하는 현직 총서기의 후임을 뽑는 첫 실질 경쟁 표결이 열리고, 후보는 선즈위안과 웨이창펑 두 사람이다. 지난해 11월 이후 선즈위안은 메이뤄란에게 한 글자도 맡기지 않았다. 사적 연락이라는 말이 그에게도 쑤민에게도 칼이 되기 때문이다. 그런 그가 8월 11일(수) 밤 처음으로 한 문장을 맡긴다. '이번 선출이 끝나면 지정거소부터 손보겠다.' 8월 14일(토), 메이뤄란은 여섯 층 계단을 올라 그 말을 전한다. 쑤민은 약속을 받지 않는다. 선출 앞에서 받은 말은 그의 선거운동이 되고 자신은 증인이 되며, 이긴 뒤에야 지켜질 말은 값이 없기 때문이다. 그녀는 대신 지정거소를 거쳐 세상을 떠난 이들에게 먼저 조문을 보내라고 한다. 규칙이 바뀐다면 그것은 약속의 결과가 아니라 인정의 결과여야 한다는 것이다. 쑤민은 영웅이 아니다. 거절 속에는 두려움과 자존심과 빚지기 싫은 마음이 섞여 있고, 동료 샤오위안은 그것을 짚는다. 이 화에서 두 사람은 만나지 않는다. 새 설정: 메이뤄란은 올봄 84세가 되었다는 것, 그녀가 한서우이에게 배운 '三杯'(한 잔은 사람에게, 한 잔은 말에게, 한 잔은 대답에게)의 규칙, 잉훠가 2015년 이후 모아 온 '居所名册'(지정거소를 거친 31명, 그중 넷은 세상을 떠남), 선즈위안이 전언을 공개 대장 부록에 기록으로 남겼다는 것이다. 이 화의 기관·문서·수치는 모두 가상이다.</w:t>
       </w:r>
     </w:p>
     <w:p>
@@ -64,7 +64,7 @@
         <w:t>苏敏:</w:t>
       </w:r>
       <w:r>
-        <w:t xml:space="preserve"> （接过来，念）“中央委员会第二次全体会议，定于九月下旬在北京召开，议程第一项，选举中央委员会总书记。候选人，沈知远同志，魏长风同志。”</w:t>
+        <w:t xml:space="preserve"> （接过来，念）“中央委员会第二次全体会议，定于十一月下旬在北京召开，召集通知九月下旬发出。议程第一项，接受总书记同志因病辞职，选举中央委员会总书记。候选人，沈知远同志，魏长风同志。”</w:t>
       </w:r>
     </w:p>
     <w:p>
@@ -206,7 +206,7 @@
         <w:t>小辛:</w:t>
       </w:r>
       <w:r>
-        <w:t xml:space="preserve"> （压低声音）苏老师，梅老师昨天下午来过电话，说周六下午到，要您在屋里等，别下楼。</w:t>
+        <w:t xml:space="preserve"> （压低声音）苏老师，梅老师今天一早来过电话，说周六下午到，要您在屋里等，别下楼。</w:t>
       </w:r>
     </w:p>
     <w:p>
@@ -361,7 +361,7 @@
         <w:t>肖远:</w:t>
       </w:r>
       <w:r>
-        <w:t xml:space="preserve"> 这个时候，选举前四十天，他要是托她带话，不会是问候。你想过没有，万一他要你收一样东西，你收不收？</w:t>
+        <w:t xml:space="preserve"> 这个时候，选举前一百天，他要是托她带话，不会是问候。你想过没有，万一他要你收一样东西，你收不收？</w:t>
       </w:r>
     </w:p>
     <w:p>
@@ -890,7 +890,7 @@
         <w:t>苏敏:</w:t>
       </w:r>
       <w:r>
-        <w:t xml:space="preserve"> 他的话是对的，我也想听他这么说。可是，这句话是在选举前四十天说的，说在一个我不能点头、也不能摇头的位置。我要是收了，我就成了他的证人，魏长风的人明天就可以说，苏敏接受了候选人的竞选承诺。我要是不收，他们又可以说，他的诺言，连苏敏都不信。怎么收，都是别人的话。</w:t>
+        <w:t xml:space="preserve"> 他的话是对的，我也想听他这么说。可是，这句话是在选举前一百天说的，说在一个我不能点头、也不能摇头的位置。我要是收了，我就成了他的证人，魏长风的人明天就可以说，苏敏接受了候选人的竞选承诺。我要是不收，他们又可以说，他的诺言，连苏敏都不信。怎么收，都是别人的话。</w:t>
       </w:r>
     </w:p>
     <w:p>
@@ -934,7 +934,7 @@
         <w:t>苏敏:</w:t>
       </w:r>
       <w:r>
-        <w:t xml:space="preserve"> 我知道他不是。所以我更不能收。他备案了，我又收了，两个人白纸黑字，一言为定，到了十月，这句话就成了我们俩的共同财产。我不想和他共有任何东西，除了老韩那一对杯子。</w:t>
+        <w:t xml:space="preserve"> 我知道他不是。所以我更不能收。他备案了，我又收了，两个人白纸黑字，一言为定，到了十一月，这句话就成了我们俩的共同财产。我不想和他共有任何东西，除了老韩那一对杯子。</w:t>
       </w:r>
     </w:p>
     <w:p>
@@ -1054,7 +1054,7 @@
         <w:t>苏敏:</w:t>
       </w:r>
       <w:r>
-        <w:t xml:space="preserve"> （手指发紧）想过。我昨天夜里想了一夜。我不能骗您，我心里有一块，是怕，怕我一点头，我哥一家、我侄女、卢奶奶，都被人拿去写成“苏敏支持一方”。这一块不干净，我知道。</w:t>
+        <w:t xml:space="preserve"> （手指发紧）想过。我昨天夜里想了一夜。我不能骗您，我心里有一块，是怕，怕我一点头，我哥一家、我侄子、卢奶奶，都被人拿去写成“苏敏支持一方”。这一块不干净，我知道。</w:t>
       </w:r>
     </w:p>
     <w:p>
@@ -1553,7 +1553,7 @@
         <w:t>宋警官:</w:t>
       </w:r>
       <w:r>
-        <w:t xml:space="preserve"> 不用，我今天说几句话就走。（顿了顿）上面问，上个星期六，一位八十多岁的老太太，上了槐荫街六楼，在你屋里坐了一个半钟头，下来的时候，脸色很不好。</w:t>
+        <w:t xml:space="preserve"> 不用，我今天说几句话就走。（顿了顿）上面问，八月十四号那个星期六，一位八十多岁的老太太，上了槐荫街六楼，在你屋里坐了三个钟头，下来的时候，脸色很不好。</w:t>
       </w:r>
     </w:p>
     <w:p>
